--- a/model output/moderation_assembly_UPA_cardinality.docx
+++ b/model output/moderation_assembly_UPA_cardinality.docx
@@ -5,19 +5,18 @@
     <w:tbl>
       <w:tblPr>
         <w:tblStyle w:val="Table"/>
-        <w:tblW w:type="pct" w:w="4817"/>
+        <w:tblW w:type="pct" w:w="4829"/>
         <w:tblLayout w:type="fixed"/>
         <w:tblLook w:firstRow="1" w:lastRow="1" w:firstColumn="0" w:lastColumn="0" w:noHBand="0" w:noVBand="0" w:val="0020"/>
       </w:tblPr>
       <w:tblGrid>
-        <w:gridCol w:w="1641"/>
-        <w:gridCol w:w="965"/>
-        <w:gridCol w:w="965"/>
-        <w:gridCol w:w="772"/>
-        <w:gridCol w:w="820"/>
-        <w:gridCol w:w="820"/>
-        <w:gridCol w:w="820"/>
-        <w:gridCol w:w="820"/>
+        <w:gridCol w:w="1844"/>
+        <w:gridCol w:w="1084"/>
+        <w:gridCol w:w="1084"/>
+        <w:gridCol w:w="867"/>
+        <w:gridCol w:w="922"/>
+        <w:gridCol w:w="922"/>
+        <w:gridCol w:w="922"/>
       </w:tblGrid>
       <w:tr>
         <w:trPr>
@@ -97,17 +96,6 @@
             </w:r>
           </w:p>
         </w:tc>
-        <w:tc>
-          <w:tcPr/>
-          <w:p>
-            <w:pPr>
-              <w:pStyle w:val="Compact"/>
-            </w:pPr>
-            <w:r>
-              <w:t xml:space="preserve">UPA meetings</w:t>
-            </w:r>
-          </w:p>
-        </w:tc>
       </w:tr>
       <w:tr>
         <w:tc>
@@ -128,7 +116,7 @@
               <w:pStyle w:val="Compact"/>
             </w:pPr>
             <w:r>
-              <w:t xml:space="preserve">15.591***</w:t>
+              <w:t xml:space="preserve">12.950***</w:t>
             </w:r>
           </w:p>
         </w:tc>
@@ -184,17 +172,6 @@
             </w:pPr>
             <w:r>
               <w:t xml:space="preserve">2.589***</w:t>
-            </w:r>
-          </w:p>
-        </w:tc>
-        <w:tc>
-          <w:tcPr/>
-          <w:p>
-            <w:pPr>
-              <w:pStyle w:val="Compact"/>
-            </w:pPr>
-            <w:r>
-              <w:t xml:space="preserve">2.641***</w:t>
             </w:r>
           </w:p>
         </w:tc>
@@ -215,7 +192,7 @@
               <w:pStyle w:val="Compact"/>
             </w:pPr>
             <w:r>
-              <w:t xml:space="preserve">15.591 (0.657)</w:t>
+              <w:t xml:space="preserve">12.950 (0.567)</w:t>
             </w:r>
           </w:p>
         </w:tc>
@@ -271,17 +248,6 @@
             </w:pPr>
             <w:r>
               <w:t xml:space="preserve">2.589 (0.142)</w:t>
-            </w:r>
-          </w:p>
-        </w:tc>
-        <w:tc>
-          <w:tcPr/>
-          <w:p>
-            <w:pPr>
-              <w:pStyle w:val="Compact"/>
-            </w:pPr>
-            <w:r>
-              <w:t xml:space="preserve">2.641 (0.147)</w:t>
             </w:r>
           </w:p>
         </w:tc>
@@ -305,7 +271,7 @@
               <w:pStyle w:val="Compact"/>
             </w:pPr>
             <w:r>
-              <w:t xml:space="preserve">0.762</w:t>
+              <w:t xml:space="preserve">0.788</w:t>
             </w:r>
           </w:p>
         </w:tc>
@@ -361,17 +327,6 @@
             </w:pPr>
             <w:r>
               <w:t xml:space="preserve">-0.343</w:t>
-            </w:r>
-          </w:p>
-        </w:tc>
-        <w:tc>
-          <w:tcPr/>
-          <w:p>
-            <w:pPr>
-              <w:pStyle w:val="Compact"/>
-            </w:pPr>
-            <w:r>
-              <w:t xml:space="preserve">-0.026</w:t>
             </w:r>
           </w:p>
         </w:tc>
@@ -392,7 +347,7 @@
               <w:pStyle w:val="Compact"/>
             </w:pPr>
             <w:r>
-              <w:t xml:space="preserve">0.762 (0.997)</w:t>
+              <w:t xml:space="preserve">0.788 (0.860)</w:t>
             </w:r>
           </w:p>
         </w:tc>
@@ -448,17 +403,6 @@
             </w:pPr>
             <w:r>
               <w:t xml:space="preserve">-0.343 (0.216)</w:t>
-            </w:r>
-          </w:p>
-        </w:tc>
-        <w:tc>
-          <w:tcPr/>
-          <w:p>
-            <w:pPr>
-              <w:pStyle w:val="Compact"/>
-            </w:pPr>
-            <w:r>
-              <w:t xml:space="preserve">-0.026 (0.224)</w:t>
             </w:r>
           </w:p>
         </w:tc>
@@ -482,7 +426,7 @@
               <w:pStyle w:val="Compact"/>
             </w:pPr>
             <w:r>
-              <w:t xml:space="preserve">0.603</w:t>
+              <w:t xml:space="preserve">0.655</w:t>
             </w:r>
           </w:p>
         </w:tc>
@@ -538,17 +482,6 @@
             </w:pPr>
             <w:r>
               <w:t xml:space="preserve">0.137</w:t>
-            </w:r>
-          </w:p>
-        </w:tc>
-        <w:tc>
-          <w:tcPr/>
-          <w:p>
-            <w:pPr>
-              <w:pStyle w:val="Compact"/>
-            </w:pPr>
-            <w:r>
-              <w:t xml:space="preserve">-0.051</w:t>
             </w:r>
           </w:p>
         </w:tc>
@@ -569,7 +502,7 @@
               <w:pStyle w:val="Compact"/>
             </w:pPr>
             <w:r>
-              <w:t xml:space="preserve">0.603 (0.858)</w:t>
+              <w:t xml:space="preserve">0.655 (0.740)</w:t>
             </w:r>
           </w:p>
         </w:tc>
@@ -625,17 +558,6 @@
             </w:pPr>
             <w:r>
               <w:t xml:space="preserve">0.137 (0.186)</w:t>
-            </w:r>
-          </w:p>
-        </w:tc>
-        <w:tc>
-          <w:tcPr/>
-          <w:p>
-            <w:pPr>
-              <w:pStyle w:val="Compact"/>
-            </w:pPr>
-            <w:r>
-              <w:t xml:space="preserve">-0.051 (0.193)</w:t>
             </w:r>
           </w:p>
         </w:tc>
@@ -659,7 +581,7 @@
               <w:pStyle w:val="Compact"/>
             </w:pPr>
             <w:r>
-              <w:t xml:space="preserve">-0.127</w:t>
+              <w:t xml:space="preserve">-0.167</w:t>
             </w:r>
           </w:p>
         </w:tc>
@@ -715,17 +637,6 @@
             </w:pPr>
             <w:r>
               <w:t xml:space="preserve">0.398</w:t>
-            </w:r>
-          </w:p>
-        </w:tc>
-        <w:tc>
-          <w:tcPr/>
-          <w:p>
-            <w:pPr>
-              <w:pStyle w:val="Compact"/>
-            </w:pPr>
-            <w:r>
-              <w:t xml:space="preserve">0.040</w:t>
             </w:r>
           </w:p>
         </w:tc>
@@ -746,7 +657,7 @@
               <w:pStyle w:val="Compact"/>
             </w:pPr>
             <w:r>
-              <w:t xml:space="preserve">-0.127 (1.293)</w:t>
+              <w:t xml:space="preserve">-0.167 (1.116)</w:t>
             </w:r>
           </w:p>
         </w:tc>
@@ -802,17 +713,6 @@
             </w:pPr>
             <w:r>
               <w:t xml:space="preserve">0.398 (0.280)</w:t>
-            </w:r>
-          </w:p>
-        </w:tc>
-        <w:tc>
-          <w:tcPr/>
-          <w:p>
-            <w:pPr>
-              <w:pStyle w:val="Compact"/>
-            </w:pPr>
-            <w:r>
-              <w:t xml:space="preserve">0.040 (0.290)</w:t>
             </w:r>
           </w:p>
         </w:tc>
@@ -895,17 +795,6 @@
             </w:r>
           </w:p>
         </w:tc>
-        <w:tc>
-          <w:tcPr/>
-          <w:p>
-            <w:pPr>
-              <w:pStyle w:val="Compact"/>
-            </w:pPr>
-            <w:r>
-              <w:t xml:space="preserve">260</w:t>
-            </w:r>
-          </w:p>
-        </w:tc>
       </w:tr>
       <w:tr>
         <w:tc>
@@ -926,7 +815,7 @@
               <w:pStyle w:val="Compact"/>
             </w:pPr>
             <w:r>
-              <w:t xml:space="preserve">0.007</w:t>
+              <w:t xml:space="preserve">0.011</w:t>
             </w:r>
           </w:p>
         </w:tc>
@@ -982,17 +871,6 @@
             </w:pPr>
             <w:r>
               <w:t xml:space="preserve">0.029</w:t>
-            </w:r>
-          </w:p>
-        </w:tc>
-        <w:tc>
-          <w:tcPr/>
-          <w:p>
-            <w:pPr>
-              <w:pStyle w:val="Compact"/>
-            </w:pPr>
-            <w:r>
-              <w:t xml:space="preserve">0.000</w:t>
             </w:r>
           </w:p>
         </w:tc>
@@ -1016,7 +894,7 @@
               <w:pStyle w:val="Compact"/>
             </w:pPr>
             <w:r>
-              <w:t xml:space="preserve">-0.004</w:t>
+              <w:t xml:space="preserve">-0.001</w:t>
             </w:r>
           </w:p>
         </w:tc>
@@ -1072,17 +950,6 @@
             </w:pPr>
             <w:r>
               <w:t xml:space="preserve">0.017</w:t>
-            </w:r>
-          </w:p>
-        </w:tc>
-        <w:tc>
-          <w:tcPr/>
-          <w:p>
-            <w:pPr>
-              <w:pStyle w:val="Compact"/>
-            </w:pPr>
-            <w:r>
-              <w:t xml:space="preserve">-0.011</w:t>
             </w:r>
           </w:p>
         </w:tc>
@@ -1106,7 +973,7 @@
               <w:pStyle w:val="Compact"/>
             </w:pPr>
             <w:r>
-              <w:t xml:space="preserve">1589.6</w:t>
+              <w:t xml:space="preserve">1513.0</w:t>
             </w:r>
           </w:p>
         </w:tc>
@@ -1162,17 +1029,6 @@
             </w:pPr>
             <w:r>
               <w:t xml:space="preserve">794.5</w:t>
-            </w:r>
-          </w:p>
-        </w:tc>
-        <w:tc>
-          <w:tcPr/>
-          <w:p>
-            <w:pPr>
-              <w:pStyle w:val="Compact"/>
-            </w:pPr>
-            <w:r>
-              <w:t xml:space="preserve">812.9</w:t>
             </w:r>
           </w:p>
         </w:tc>
@@ -1196,7 +1052,7 @@
               <w:pStyle w:val="Compact"/>
             </w:pPr>
             <w:r>
-              <w:t xml:space="preserve">1607.4</w:t>
+              <w:t xml:space="preserve">1530.8</w:t>
             </w:r>
           </w:p>
         </w:tc>
@@ -1252,17 +1108,6 @@
             </w:pPr>
             <w:r>
               <w:t xml:space="preserve">812.3</w:t>
-            </w:r>
-          </w:p>
-        </w:tc>
-        <w:tc>
-          <w:tcPr/>
-          <w:p>
-            <w:pPr>
-              <w:pStyle w:val="Compact"/>
-            </w:pPr>
-            <w:r>
-              <w:t xml:space="preserve">830.7</w:t>
             </w:r>
           </w:p>
         </w:tc>
@@ -1286,7 +1131,7 @@
               <w:pStyle w:val="Compact"/>
             </w:pPr>
             <w:r>
-              <w:t xml:space="preserve">-789.776</w:t>
+              <w:t xml:space="preserve">-751.500</w:t>
             </w:r>
           </w:p>
         </w:tc>
@@ -1342,17 +1187,6 @@
             </w:pPr>
             <w:r>
               <w:t xml:space="preserve">-392.255</w:t>
-            </w:r>
-          </w:p>
-        </w:tc>
-        <w:tc>
-          <w:tcPr/>
-          <w:p>
-            <w:pPr>
-              <w:pStyle w:val="Compact"/>
-            </w:pPr>
-            <w:r>
-              <w:t xml:space="preserve">-401.426</w:t>
             </w:r>
           </w:p>
         </w:tc>
@@ -1376,7 +1210,7 @@
               <w:pStyle w:val="Compact"/>
             </w:pPr>
             <w:r>
-              <w:t xml:space="preserve">5.05</w:t>
+              <w:t xml:space="preserve">4.36</w:t>
             </w:r>
           </w:p>
         </w:tc>
@@ -1432,17 +1266,6 @@
             </w:pPr>
             <w:r>
               <w:t xml:space="preserve">1.09</w:t>
-            </w:r>
-          </w:p>
-        </w:tc>
-        <w:tc>
-          <w:tcPr/>
-          <w:p>
-            <w:pPr>
-              <w:pStyle w:val="Compact"/>
-            </w:pPr>
-            <w:r>
-              <w:t xml:space="preserve">1.13</w:t>
             </w:r>
           </w:p>
         </w:tc>
@@ -1450,7 +1273,7 @@
       <w:tr>
         <w:tc>
           <w:tcPr>
-            <w:gridSpan w:val="8"/>
+            <w:gridSpan w:val="7"/>
           </w:tcPr>
           <w:p>
             <w:pPr>
